--- a/word_reports/LP_0282_위치_356_Prince and the Revolution.docx
+++ b/word_reports/LP_0282_위치_356_Prince and the Revolution.docx
@@ -4,7 +4,7 @@
   <w:body>
     <w:p>
       <w:pPr>
-        <w:spacing w:after="280"/>
+        <w:spacing w:after="80"/>
       </w:pPr>
       <w:r>
         <w:rPr w:rFonts="맑은 고딕">
@@ -13,94 +13,47 @@
           <w:color w:val="1E3A8A"/>
           <w:sz w:val="30"/>
         </w:rPr>
-        <w:t>[356] Prince and the Revolution - Purple Rain</w:t>
+        <w:t>Prince and the Revolution (왕자와 혁명) - Purple Rain</w:t>
       </w:r>
     </w:p>
     <w:p>
       <w:pPr>
-        <w:spacing w:after="320"/>
+        <w:spacing w:after="240"/>
       </w:pPr>
       <w:r>
         <w:rPr w:rFonts="맑은 고딕">
           <w:rFonts w:ascii="맑은 고딕" w:hAnsi="맑은 고딕" w:eastAsia="맑은 고딕"/>
           <w:b/>
-          <w:sz w:val="20"/>
+          <w:color w:val="4B5563"/>
+          <w:sz w:val="22"/>
         </w:rPr>
-        <w:t>■ 위치 : 356</w:t>
-        <w:br/>
-      </w:r>
-      <w:r>
-        <w:rPr w:rFonts="맑은 고딕">
-          <w:rFonts w:ascii="맑은 고딕" w:hAnsi="맑은 고딕" w:eastAsia="맑은 고딕"/>
-          <w:b/>
-          <w:sz w:val="20"/>
-        </w:rPr>
-        <w:t>■ 아티스트 : Prince and the Revolution</w:t>
-        <w:br/>
-      </w:r>
-      <w:r>
-        <w:rPr w:rFonts="맑은 고딕">
-          <w:rFonts w:ascii="맑은 고딕" w:hAnsi="맑은 고딕" w:eastAsia="맑은 고딕"/>
-          <w:b/>
-          <w:sz w:val="20"/>
-        </w:rPr>
-        <w:t>■ 앨범명 : Purple Rain</w:t>
-        <w:br/>
-      </w:r>
-      <w:r>
-        <w:rPr w:rFonts="맑은 고딕">
-          <w:rFonts w:ascii="맑은 고딕" w:hAnsi="맑은 고딕" w:eastAsia="맑은 고딕"/>
-          <w:b w:val="0"/>
-          <w:sz w:val="20"/>
-        </w:rPr>
-        <w:t>■ 음반 레이블 : Warner Bros. Records</w:t>
-        <w:br/>
-      </w:r>
-      <w:r>
-        <w:rPr w:rFonts="맑은 고딕">
-          <w:rFonts w:ascii="맑은 고딕" w:hAnsi="맑은 고딕" w:eastAsia="맑은 고딕"/>
-          <w:b w:val="0"/>
-          <w:sz w:val="20"/>
-        </w:rPr>
-        <w:t>■ 발매년도 : 1984</w:t>
-        <w:br/>
-      </w:r>
-      <w:r>
-        <w:rPr w:rFonts="맑은 고딕">
-          <w:rFonts w:ascii="맑은 고딕" w:hAnsi="맑은 고딕" w:eastAsia="맑은 고딕"/>
-          <w:b w:val="0"/>
-          <w:sz w:val="20"/>
-        </w:rPr>
-        <w:t>■ 장르 : 팝, 록, R&amp;B, 펑크(Funk), 신스팝</w:t>
-        <w:br/>
-      </w:r>
-      <w:r>
-        <w:rPr w:rFonts="맑은 고딕">
-          <w:rFonts w:ascii="맑은 고딕" w:hAnsi="맑은 고딕" w:eastAsia="맑은 고딕"/>
-          <w:b w:val="0"/>
-          <w:sz w:val="20"/>
-        </w:rPr>
-        <w:t>■ 주요 수록곡 : Let's Go Crazy, Take Me with U, When Doves Cry, I Would Die 4 U, Purple Rain</w:t>
-        <w:br/>
+        <w:t>위치 :  356</w:t>
       </w:r>
     </w:p>
     <w:p>
       <w:pPr>
-        <w:spacing w:after="160"/>
+        <w:spacing w:line="324" w:lineRule="auto" w:before="80" w:after="160"/>
       </w:pPr>
       <w:r>
         <w:rPr w:rFonts="맑은 고딕">
           <w:rFonts w:ascii="맑은 고딕" w:hAnsi="맑은 고딕" w:eastAsia="맑은 고딕"/>
           <w:b/>
           <w:color w:val="1F2937"/>
-          <w:sz w:val="24"/>
+          <w:sz w:val="22"/>
         </w:rPr>
-        <w:t>■ 음반 해설 및 감상 가이드</w:t>
+        <w:t xml:space="preserve">[음반 소개] </w:t>
+      </w:r>
+      <w:r>
+        <w:rPr w:rFonts="맑은 고딕">
+          <w:rFonts w:ascii="맑은 고딕" w:hAnsi="맑은 고딕" w:eastAsia="맑은 고딕"/>
+          <w:b w:val="0"/>
+          <w:sz w:val="21"/>
+        </w:rPr>
       </w:r>
     </w:p>
     <w:p>
       <w:pPr>
-        <w:spacing w:line="312" w:lineRule="auto" w:after="120"/>
+        <w:spacing w:line="324" w:lineRule="auto" w:after="120"/>
       </w:pPr>
       <w:r>
         <w:rPr w:rFonts="맑은 고딕">
@@ -108,51 +61,516 @@
           <w:b w:val="0"/>
           <w:sz w:val="21"/>
         </w:rPr>
-        <w:t>1984년에 발매된 《Purple Rain》은 대중음악사의 지형을 완전히 바꾸어 놓은 천재 아티스트 프린스(Prince)의 미학적 정점이자 80년대를 대표하는 불멸의 명반입니다. 동명의 뮤지컬 영화 사운드트랙으로 기획된 이 앨범은 빌보드 앨범 차트 24주 연속 1위라는 대기록을 세우며 프린스를 세계적인 메가스타의 반열에 올려놓았습니다. 흑인 음악의 정체성인 펑크(Funk)와 R&amp;B에 백인 전유물로 여겨지던 하드 록과 신스팝을 매혹적으로 융합하여 장르의 벽을 완벽히 허물었으며, 일명 '미니애폴리스 사운드(Minneapolis Sound)'의 완성형을 제시한 역사적 작품입니다.</w:t>
+        <w:t>1984년, 팝 음악사의 지형도를 송두리째 뒤바꾸며 보랏빛 비의 서사를 전 세계에 아로새긴 프린스와 더 레볼루션의 기념비적인 걸작입니다. 록과 펑크(Funk), 신스팝과 가스펠의 경계를 유려하게 무너뜨린 이 음반은 한 천재 예술가의 폭발적인 열정과 고뇌가 고스란히 응축된 찬란한 결정체입니다. 음반의 소리골을 따라 흐르는 절절한 멜로디와 압도적인 에너지는 세월의 풍화를 견뎌내며 오늘날에도 청자의 영혼에 깊은 울림을 전합니다.</w:t>
       </w:r>
     </w:p>
     <w:p>
       <w:pPr>
-        <w:spacing w:line="312" w:lineRule="auto" w:after="120"/>
+        <w:spacing w:line="324" w:lineRule="auto" w:before="200" w:after="80"/>
       </w:pPr>
+      <w:r>
+        <w:rPr w:rFonts="맑은 고딕">
+          <w:rFonts w:ascii="맑은 고딕" w:hAnsi="맑은 고딕" w:eastAsia="맑은 고딕"/>
+          <w:b/>
+          <w:color w:val="1E3A8A"/>
+          <w:sz w:val="24"/>
+        </w:rPr>
+        <w:t>1. 음반 데이터</w:t>
+      </w:r>
+    </w:p>
+    <w:p>
+      <w:pPr>
+        <w:spacing w:line="324" w:lineRule="auto" w:after="80"/>
+      </w:pPr>
+      <w:r>
+        <w:rPr w:rFonts="맑은 고딕">
+          <w:rFonts w:ascii="맑은 고딕" w:hAnsi="맑은 고딕" w:eastAsia="맑은 고딕"/>
+          <w:b w:val="0"/>
+          <w:color w:val="6B7280"/>
+          <w:sz w:val="21"/>
+        </w:rPr>
+        <w:t xml:space="preserve">· </w:t>
+      </w:r>
+      <w:r>
+        <w:rPr w:rFonts="맑은 고딕">
+          <w:rFonts w:ascii="맑은 고딕" w:hAnsi="맑은 고딕" w:eastAsia="맑은 고딕"/>
+          <w:b/>
+          <w:color w:val="1F2937"/>
+          <w:sz w:val="21"/>
+        </w:rPr>
+        <w:t xml:space="preserve">앨범명: </w:t>
+      </w:r>
       <w:r>
         <w:rPr w:rFonts="맑은 고딕">
           <w:rFonts w:ascii="맑은 고딕" w:hAnsi="맑은 고딕" w:eastAsia="맑은 고딕"/>
           <w:b w:val="0"/>
           <w:sz w:val="21"/>
         </w:rPr>
-        <w:t>백밴드 '더 레볼루션(The Revolution)'과의 완벽한 화학 작용은 이 음반에 가공할 만한 에너지를 부여합니다. 프린스는 오케스트레이션부터 싱세사이저, 강렬한 리드 기타에 이르기까지 음반 전반을 아우르는 천재적인 프로듀싱 능력을 보여줍니다. 특히 그의 보컬은 가성과 진성을 자유자재로 넘나들며 관능미와 절박함, 그리고 한계 없는 정열을 토해냅니다. 대중음악사상 가장 과감한 시도로 꼽히는 &lt;When Doves Cry&gt;에서는 곡의 중심을 잡는 베이스 라인을 아예 삭제함으로써 최소한의 악기 구성만으로 지적이고 서늘한 긴장감을 이끌어내는 파격을 보여주기도 했습니다.</w:t>
+        <w:t>Purple Rain</w:t>
       </w:r>
     </w:p>
     <w:p>
       <w:pPr>
-        <w:spacing w:line="312" w:lineRule="auto" w:after="120"/>
+        <w:spacing w:line="324" w:lineRule="auto" w:after="80"/>
       </w:pPr>
+      <w:r>
+        <w:rPr w:rFonts="맑은 고딕">
+          <w:rFonts w:ascii="맑은 고딕" w:hAnsi="맑은 고딕" w:eastAsia="맑은 고딕"/>
+          <w:b w:val="0"/>
+          <w:color w:val="6B7280"/>
+          <w:sz w:val="21"/>
+        </w:rPr>
+        <w:t xml:space="preserve">· </w:t>
+      </w:r>
+      <w:r>
+        <w:rPr w:rFonts="맑은 고딕">
+          <w:rFonts w:ascii="맑은 고딕" w:hAnsi="맑은 고딕" w:eastAsia="맑은 고딕"/>
+          <w:b/>
+          <w:color w:val="1F2937"/>
+          <w:sz w:val="21"/>
+        </w:rPr>
+        <w:t xml:space="preserve">아티스트: </w:t>
+      </w:r>
       <w:r>
         <w:rPr w:rFonts="맑은 고딕">
           <w:rFonts w:ascii="맑은 고딕" w:hAnsi="맑은 고딕" w:eastAsia="맑은 고딕"/>
           <w:b w:val="0"/>
           <w:sz w:val="21"/>
         </w:rPr>
-        <w:t>음반은 에너제틱한 오프닝 트랙 &lt;Let's Go Crazy&gt;의 오간 연주와 폭발적인 기타 리프로 시작하여, 듣는 이의 감정을 거세게 흔들어 놓습니다. 매력적인 팝 멜로디의 &lt;Take Me with U&gt;와 고독한 아름다움이 서린 &lt;When Doves Cry&gt;를 거쳐, 앨범의 피날레를 장식하는 타이틀곡 &lt;Purple Rain&gt;에 다다르면 감동은 극에 달합니다. 8분이 넘는 거대한 대서사시인 &lt;Purple Rain&gt;은 영혼을 울리는 프린스의 보컬과 호소력 짙은 기타 솔로가 어우러져 듣는 이에게 깊은 카타르시스를 선사합니다.</w:t>
+        <w:t>Prince and the Revolution (왕자와 혁명)</w:t>
       </w:r>
     </w:p>
     <w:p>
       <w:pPr>
-        <w:spacing w:line="312" w:lineRule="auto" w:after="120"/>
+        <w:spacing w:line="324" w:lineRule="auto" w:after="80"/>
       </w:pPr>
+      <w:r>
+        <w:rPr w:rFonts="맑은 고딕">
+          <w:rFonts w:ascii="맑은 고딕" w:hAnsi="맑은 고딕" w:eastAsia="맑은 고딕"/>
+          <w:b w:val="0"/>
+          <w:color w:val="6B7280"/>
+          <w:sz w:val="21"/>
+        </w:rPr>
+        <w:t xml:space="preserve">· </w:t>
+      </w:r>
+      <w:r>
+        <w:rPr w:rFonts="맑은 고딕">
+          <w:rFonts w:ascii="맑은 고딕" w:hAnsi="맑은 고딕" w:eastAsia="맑은 고딕"/>
+          <w:b/>
+          <w:color w:val="1F2937"/>
+          <w:sz w:val="21"/>
+        </w:rPr>
+        <w:t xml:space="preserve">발매 정보: </w:t>
+      </w:r>
       <w:r>
         <w:rPr w:rFonts="맑은 고딕">
           <w:rFonts w:ascii="맑은 고딕" w:hAnsi="맑은 고딕" w:eastAsia="맑은 고딕"/>
           <w:b w:val="0"/>
           <w:sz w:val="21"/>
         </w:rPr>
-        <w:t>Vinyl LP로 감상하는 《Purple Rain》은 80년대 아날로그 신디사이저의 아늑한 질감과 날카롭게 파고드는 기타 리프의 생동감을 더욱 유려하게 전달합니다. 시대와 장르를 초월하여 현대 대중음악의 거대한 이정표가 된 이 음반은, 음악이 전달할 수 있는 오디오적 쾌감과 예술적 깊이를 동시에 체감하게 하는 필청반입니다.</w:t>
+        <w:t>1984년 6월 25일 워너 브라더스 레코드를 통해 발매된 동명의 자전적 영화 사운드트랙이자 프린스의 여섯 번째 정규 스튜디오 앨범입니다.</w:t>
+      </w:r>
+    </w:p>
+    <w:p>
+      <w:pPr>
+        <w:spacing w:line="324" w:lineRule="auto" w:after="80"/>
+      </w:pPr>
+      <w:r>
+        <w:rPr w:rFonts="맑은 고딕">
+          <w:rFonts w:ascii="맑은 고딕" w:hAnsi="맑은 고딕" w:eastAsia="맑은 고딕"/>
+          <w:b w:val="0"/>
+          <w:color w:val="6B7280"/>
+          <w:sz w:val="21"/>
+        </w:rPr>
+        <w:t xml:space="preserve">· </w:t>
+      </w:r>
+      <w:r>
+        <w:rPr w:rFonts="맑은 고딕">
+          <w:rFonts w:ascii="맑은 고딕" w:hAnsi="맑은 고딕" w:eastAsia="맑은 고딕"/>
+          <w:b/>
+          <w:color w:val="1F2937"/>
+          <w:sz w:val="21"/>
+        </w:rPr>
+        <w:t xml:space="preserve">LP 인기도(판매량): </w:t>
+      </w:r>
+      <w:r>
+        <w:rPr w:rFonts="맑은 고딕">
+          <w:rFonts w:ascii="맑은 고딕" w:hAnsi="맑은 고딕" w:eastAsia="맑은 고딕"/>
+          <w:b w:val="0"/>
+          <w:sz w:val="21"/>
+        </w:rPr>
+        <w:t>발매 직후 미국 빌보드 200 앨범 차트에서 24주 연속 1위라는 경이적인 대기록을 세웠으며, 전 세계적으로 2,500만 장 이상의 판매고를 올리며 80년대를 상징하는 초대형 메가 히트 앨범으로 군림하고 있습니다.</w:t>
+      </w:r>
+    </w:p>
+    <w:p>
+      <w:pPr>
+        <w:spacing w:line="324" w:lineRule="auto" w:after="80"/>
+      </w:pPr>
+      <w:r>
+        <w:rPr w:rFonts="맑은 고딕">
+          <w:rFonts w:ascii="맑은 고딕" w:hAnsi="맑은 고딕" w:eastAsia="맑은 고딕"/>
+          <w:b w:val="0"/>
+          <w:color w:val="6B7280"/>
+          <w:sz w:val="21"/>
+        </w:rPr>
+        <w:t xml:space="preserve">· </w:t>
+      </w:r>
+      <w:r>
+        <w:rPr w:rFonts="맑은 고딕">
+          <w:rFonts w:ascii="맑은 고딕" w:hAnsi="맑은 고딕" w:eastAsia="맑은 고딕"/>
+          <w:b/>
+          <w:color w:val="1F2937"/>
+          <w:sz w:val="21"/>
+        </w:rPr>
+        <w:t xml:space="preserve">각종 수상경력: </w:t>
+      </w:r>
+      <w:r>
+        <w:rPr w:rFonts="맑은 고딕">
+          <w:rFonts w:ascii="맑은 고딕" w:hAnsi="맑은 고딕" w:eastAsia="맑은 고딕"/>
+          <w:b w:val="0"/>
+          <w:sz w:val="21"/>
+        </w:rPr>
+        <w:t>제57회 아카데미 시상식 오리지널 스코어상(음악상) 수상, 제27회 그래미 어워드 최우수 록 퍼포먼스 및 최우수 R&amp;B 곡 부문 등을 석권하였으며, 롤링 스톤 선정 '역사상 가장 위대한 앨범 500선' 최상위권 및 미국 의회도서관 국립 녹음물 등재 목록에 영구 헌정되었습니다.</w:t>
+      </w:r>
+    </w:p>
+    <w:p>
+      <w:pPr>
+        <w:spacing w:line="324" w:lineRule="auto" w:before="200" w:after="80"/>
+      </w:pPr>
+      <w:r>
+        <w:rPr w:rFonts="맑은 고딕">
+          <w:rFonts w:ascii="맑은 고딕" w:hAnsi="맑은 고딕" w:eastAsia="맑은 고딕"/>
+          <w:b/>
+          <w:color w:val="1E3A8A"/>
+          <w:sz w:val="24"/>
+        </w:rPr>
+        <w:t>2. 아티스트 정보</w:t>
+      </w:r>
+    </w:p>
+    <w:p>
+      <w:pPr>
+        <w:spacing w:line="324" w:lineRule="auto" w:after="80"/>
+      </w:pPr>
+      <w:r>
+        <w:rPr w:rFonts="맑은 고딕">
+          <w:rFonts w:ascii="맑은 고딕" w:hAnsi="맑은 고딕" w:eastAsia="맑은 고딕"/>
+          <w:b w:val="0"/>
+          <w:color w:val="6B7280"/>
+          <w:sz w:val="21"/>
+        </w:rPr>
+        <w:t xml:space="preserve">· </w:t>
+      </w:r>
+      <w:r>
+        <w:rPr w:rFonts="맑은 고딕">
+          <w:rFonts w:ascii="맑은 고딕" w:hAnsi="맑은 고딕" w:eastAsia="맑은 고딕"/>
+          <w:b/>
+          <w:color w:val="1F2937"/>
+          <w:sz w:val="21"/>
+        </w:rPr>
+        <w:t xml:space="preserve">국적: </w:t>
+      </w:r>
+      <w:r>
+        <w:rPr w:rFonts="맑은 고딕">
+          <w:rFonts w:ascii="맑은 고딕" w:hAnsi="맑은 고딕" w:eastAsia="맑은 고딕"/>
+          <w:b w:val="0"/>
+          <w:sz w:val="21"/>
+        </w:rPr>
+        <w:t>미국 (미네소타주 미니애폴리스)</w:t>
+      </w:r>
+    </w:p>
+    <w:p>
+      <w:pPr>
+        <w:spacing w:line="324" w:lineRule="auto" w:after="80"/>
+      </w:pPr>
+      <w:r>
+        <w:rPr w:rFonts="맑은 고딕">
+          <w:rFonts w:ascii="맑은 고딕" w:hAnsi="맑은 고딕" w:eastAsia="맑은 고딕"/>
+          <w:b w:val="0"/>
+          <w:color w:val="6B7280"/>
+          <w:sz w:val="21"/>
+        </w:rPr>
+        <w:t xml:space="preserve">· </w:t>
+      </w:r>
+      <w:r>
+        <w:rPr w:rFonts="맑은 고딕">
+          <w:rFonts w:ascii="맑은 고딕" w:hAnsi="맑은 고딕" w:eastAsia="맑은 고딕"/>
+          <w:b/>
+          <w:color w:val="1F2937"/>
+          <w:sz w:val="21"/>
+        </w:rPr>
+        <w:t xml:space="preserve">생몰년도: </w:t>
+      </w:r>
+      <w:r>
+        <w:rPr w:rFonts="맑은 고딕">
+          <w:rFonts w:ascii="맑은 고딕" w:hAnsi="맑은 고딕" w:eastAsia="맑은 고딕"/>
+          <w:b w:val="0"/>
+          <w:sz w:val="21"/>
+        </w:rPr>
+        <w:t>프린스: 1958년 6월 7일 ~ 2016년 4월 21일 (더 레볼루션 공식 활동기: 1979년 ~ 1986년)</w:t>
+      </w:r>
+    </w:p>
+    <w:p>
+      <w:pPr>
+        <w:spacing w:line="324" w:lineRule="auto" w:after="80"/>
+      </w:pPr>
+      <w:r>
+        <w:rPr w:rFonts="맑은 고딕">
+          <w:rFonts w:ascii="맑은 고딕" w:hAnsi="맑은 고딕" w:eastAsia="맑은 고딕"/>
+          <w:b w:val="0"/>
+          <w:color w:val="6B7280"/>
+          <w:sz w:val="21"/>
+        </w:rPr>
+        <w:t xml:space="preserve">· </w:t>
+      </w:r>
+      <w:r>
+        <w:rPr w:rFonts="맑은 고딕">
+          <w:rFonts w:ascii="맑은 고딕" w:hAnsi="맑은 고딕" w:eastAsia="맑은 고딕"/>
+          <w:b/>
+          <w:color w:val="1F2937"/>
+          <w:sz w:val="21"/>
+        </w:rPr>
+        <w:t xml:space="preserve">그룹 소속: </w:t>
+      </w:r>
+      <w:r>
+        <w:rPr w:rFonts="맑은 고딕">
+          <w:rFonts w:ascii="맑은 고딕" w:hAnsi="맑은 고딕" w:eastAsia="맑은 고딕"/>
+          <w:b w:val="0"/>
+          <w:sz w:val="21"/>
+        </w:rPr>
+        <w:t>밴드 (Prince and the Revolution)</w:t>
+      </w:r>
+    </w:p>
+    <w:p>
+      <w:pPr>
+        <w:spacing w:line="324" w:lineRule="auto" w:after="80"/>
+      </w:pPr>
+      <w:r>
+        <w:rPr w:rFonts="맑은 고딕">
+          <w:rFonts w:ascii="맑은 고딕" w:hAnsi="맑은 고딕" w:eastAsia="맑은 고딕"/>
+          <w:b w:val="0"/>
+          <w:color w:val="6B7280"/>
+          <w:sz w:val="21"/>
+        </w:rPr>
+        <w:t xml:space="preserve">· </w:t>
+      </w:r>
+      <w:r>
+        <w:rPr w:rFonts="맑은 고딕">
+          <w:rFonts w:ascii="맑은 고딕" w:hAnsi="맑은 고딕" w:eastAsia="맑은 고딕"/>
+          <w:b/>
+          <w:color w:val="1F2937"/>
+          <w:sz w:val="21"/>
+        </w:rPr>
+        <w:t xml:space="preserve">아티스트 소개: </w:t>
+      </w:r>
+      <w:r>
+        <w:rPr w:rFonts="맑은 고딕">
+          <w:rFonts w:ascii="맑은 고딕" w:hAnsi="맑은 고딕" w:eastAsia="맑은 고딕"/>
+          <w:b w:val="0"/>
+          <w:sz w:val="21"/>
+        </w:rPr>
+        <w:t>작곡, 편곡, 연주, 프로듀싱의 전 과정을 홀로 지휘했던 프린스는 천재적인 멀티 인스트루멘털리스트이자 대중음악의 문법을 재정의한 독보적인 거장입니다. 인종과 장르, 젠더의 벽을 허문 혁신적인 '미니애폴리스 사운드'를 확립하며 마이클 잭슨과 더불어 1980년대 팝 르네상스를 견인한 불멸의 아이콘입니다.</w:t>
+      </w:r>
+    </w:p>
+    <w:p>
+      <w:pPr>
+        <w:spacing w:line="324" w:lineRule="auto" w:before="200" w:after="80"/>
+      </w:pPr>
+      <w:r>
+        <w:rPr w:rFonts="맑은 고딕">
+          <w:rFonts w:ascii="맑은 고딕" w:hAnsi="맑은 고딕" w:eastAsia="맑은 고딕"/>
+          <w:b/>
+          <w:color w:val="1E3A8A"/>
+          <w:sz w:val="24"/>
+        </w:rPr>
+        <w:t>3. 음반 상세 분석</w:t>
+      </w:r>
+    </w:p>
+    <w:p>
+      <w:pPr>
+        <w:spacing w:line="324" w:lineRule="auto" w:after="80"/>
+      </w:pPr>
+      <w:r>
+        <w:rPr w:rFonts="맑은 고딕">
+          <w:rFonts w:ascii="맑은 고딕" w:hAnsi="맑은 고딕" w:eastAsia="맑은 고딕"/>
+          <w:b w:val="0"/>
+          <w:color w:val="6B7280"/>
+          <w:sz w:val="21"/>
+        </w:rPr>
+        <w:t xml:space="preserve">· </w:t>
+      </w:r>
+      <w:r>
+        <w:rPr w:rFonts="맑은 고딕">
+          <w:rFonts w:ascii="맑은 고딕" w:hAnsi="맑은 고딕" w:eastAsia="맑은 고딕"/>
+          <w:b/>
+          <w:color w:val="1F2937"/>
+          <w:sz w:val="21"/>
+        </w:rPr>
+        <w:t xml:space="preserve">역사적 위치: </w:t>
+      </w:r>
+      <w:r>
+        <w:rPr w:rFonts="맑은 고딕">
+          <w:rFonts w:ascii="맑은 고딕" w:hAnsi="맑은 고딕" w:eastAsia="맑은 고딕"/>
+          <w:b w:val="0"/>
+          <w:sz w:val="21"/>
+        </w:rPr>
+        <w:t>흑인 음악과 백인 음악의 이분법적 구도를 완벽히 타파한 20세기 대중음악의 정점이자 크로스오버의 교과서적인 명반입니다. 펑키한 그루브와 헤비메탈적 기타 리프, 서정적인 팝 멜로디가 정교하게 맞물려 대중성과 예술성이라는 두 마리 토끼를 완벽하게 포획한 역사적 성취로 평가받습니다.</w:t>
+      </w:r>
+    </w:p>
+    <w:p>
+      <w:pPr>
+        <w:spacing w:line="324" w:lineRule="auto" w:after="80"/>
+      </w:pPr>
+      <w:r>
+        <w:rPr w:rFonts="맑은 고딕">
+          <w:rFonts w:ascii="맑은 고딕" w:hAnsi="맑은 고딕" w:eastAsia="맑은 고딕"/>
+          <w:b w:val="0"/>
+          <w:color w:val="6B7280"/>
+          <w:sz w:val="21"/>
+        </w:rPr>
+        <w:t xml:space="preserve">· </w:t>
+      </w:r>
+      <w:r>
+        <w:rPr w:rFonts="맑은 고딕">
+          <w:rFonts w:ascii="맑은 고딕" w:hAnsi="맑은 고딕" w:eastAsia="맑은 고딕"/>
+          <w:b/>
+          <w:color w:val="1F2937"/>
+          <w:sz w:val="21"/>
+        </w:rPr>
+        <w:t xml:space="preserve">시대의 흔적(스토리텔링): </w:t>
+      </w:r>
+      <w:r>
+        <w:rPr w:rFonts="맑은 고딕">
+          <w:rFonts w:ascii="맑은 고딕" w:hAnsi="맑은 고딕" w:eastAsia="맑은 고딕"/>
+          <w:b w:val="0"/>
+          <w:sz w:val="21"/>
+        </w:rPr>
+        <w:t>MTV의 개막과 함께 시각과 청각이 융합되던 1980년대의 화려한 풍요 속에서, 방황하는 청춘들의 고독과 억압된 성적 에너지, 그리고 구원을 향한 갈망을 날것 그대로 담아냈습니다. 자전적 고백이 깃든 치열한 드라마는 당대 젊은이들의 상처를 보듬으며 하나의 거대한 문화적 현상으로 승화되었습니다.</w:t>
+      </w:r>
+    </w:p>
+    <w:p>
+      <w:pPr>
+        <w:spacing w:line="324" w:lineRule="auto" w:before="200" w:after="80"/>
+      </w:pPr>
+      <w:r>
+        <w:rPr w:rFonts="맑은 고딕">
+          <w:rFonts w:ascii="맑은 고딕" w:hAnsi="맑은 고딕" w:eastAsia="맑은 고딕"/>
+          <w:b/>
+          <w:color w:val="1E3A8A"/>
+          <w:sz w:val="24"/>
+        </w:rPr>
+        <w:t>4. 주요 수록곡 및 감상 제언</w:t>
+      </w:r>
+    </w:p>
+    <w:p>
+      <w:pPr>
+        <w:spacing w:line="324" w:lineRule="auto" w:after="80"/>
+      </w:pPr>
+      <w:r>
+        <w:rPr w:rFonts="맑은 고딕">
+          <w:rFonts w:ascii="맑은 고딕" w:hAnsi="맑은 고딕" w:eastAsia="맑은 고딕"/>
+          <w:b w:val="0"/>
+          <w:color w:val="6B7280"/>
+          <w:sz w:val="21"/>
+        </w:rPr>
+        <w:t xml:space="preserve">· </w:t>
+      </w:r>
+      <w:r>
+        <w:rPr w:rFonts="맑은 고딕">
+          <w:rFonts w:ascii="맑은 고딕" w:hAnsi="맑은 고딕" w:eastAsia="맑은 고딕"/>
+          <w:b/>
+          <w:color w:val="1F2937"/>
+          <w:sz w:val="21"/>
+        </w:rPr>
+        <w:t xml:space="preserve">주요 수록곡 특징: </w:t>
+      </w:r>
+      <w:r>
+        <w:rPr w:rFonts="맑은 고딕">
+          <w:rFonts w:ascii="맑은 고딕" w:hAnsi="맑은 고딕" w:eastAsia="맑은 고딕"/>
+          <w:b w:val="0"/>
+          <w:sz w:val="21"/>
+        </w:rPr>
+        <w:t>과감하게 베이스라인을 배제한 파격적 미니멀리즘으로 긴장감을 자아내는 빌보드 1위곡 'When Doves Cry', 폭발적인 신디사이저와 록 비트가 숨 쉴 틈 없이 내달리는 오프닝 트랙 'Let's Go Crazy', 그리고 장엄한 스트링 오케스트레이션과 프린스의 눈물겨운 기타 솔로가 8분이 넘는 시간 동안 비장미의 극치를 이루는 타이틀곡 'Purple Rain' 등이 수록되어 있습니다.</w:t>
+      </w:r>
+    </w:p>
+    <w:p>
+      <w:pPr>
+        <w:spacing w:line="324" w:lineRule="auto" w:after="80"/>
+      </w:pPr>
+      <w:r>
+        <w:rPr w:rFonts="맑은 고딕">
+          <w:rFonts w:ascii="맑은 고딕" w:hAnsi="맑은 고딕" w:eastAsia="맑은 고딕"/>
+          <w:b w:val="0"/>
+          <w:color w:val="6B7280"/>
+          <w:sz w:val="21"/>
+        </w:rPr>
+        <w:t xml:space="preserve">· </w:t>
+      </w:r>
+      <w:r>
+        <w:rPr w:rFonts="맑은 고딕">
+          <w:rFonts w:ascii="맑은 고딕" w:hAnsi="맑은 고딕" w:eastAsia="맑은 고딕"/>
+          <w:b/>
+          <w:color w:val="1F2937"/>
+          <w:sz w:val="21"/>
+        </w:rPr>
+        <w:t xml:space="preserve">빈티지 감상 제언: </w:t>
+      </w:r>
+      <w:r>
+        <w:rPr w:rFonts="맑은 고딕">
+          <w:rFonts w:ascii="맑은 고딕" w:hAnsi="맑은 고딕" w:eastAsia="맑은 고딕"/>
+          <w:b w:val="0"/>
+          <w:sz w:val="21"/>
+        </w:rPr>
+        <w:t>턴테이블 바늘이 바이닐의 소리골을 스치며 형성하는 특유의 따스한 질감과 공기감은 디지털 음원에서는 결코 맛볼 수 없는 깊은 현장감을 선사합니다. 진공관 앰프를 통해 증폭된 'Purple Rain' 후반부의 절규하는 듯한 기타 피드백과 심장을 울리는 드럼의 타격감은 마치 1984년 미니애폴리스의 클럽 '퍼스트 애비뉴' 무대 바로 앞에 서 있는 듯한 벅찬 전율을 안겨줍니다.</w:t>
+      </w:r>
+    </w:p>
+    <w:p>
+      <w:pPr>
+        <w:spacing w:line="324" w:lineRule="auto" w:after="80"/>
+      </w:pPr>
+      <w:r>
+        <w:rPr w:rFonts="맑은 고딕">
+          <w:rFonts w:ascii="맑은 고딕" w:hAnsi="맑은 고딕" w:eastAsia="맑은 고딕"/>
+          <w:b w:val="0"/>
+          <w:color w:val="6B7280"/>
+          <w:sz w:val="21"/>
+        </w:rPr>
+        <w:t xml:space="preserve">· </w:t>
+      </w:r>
+      <w:r>
+        <w:rPr w:rFonts="맑은 고딕">
+          <w:rFonts w:ascii="맑은 고딕" w:hAnsi="맑은 고딕" w:eastAsia="맑은 고딕"/>
+          <w:b/>
+          <w:color w:val="1F2937"/>
+          <w:sz w:val="21"/>
+        </w:rPr>
+        <w:t xml:space="preserve">소장 가치: </w:t>
+      </w:r>
+      <w:r>
+        <w:rPr w:rFonts="맑은 고딕">
+          <w:rFonts w:ascii="맑은 고딕" w:hAnsi="맑은 고딕" w:eastAsia="맑은 고딕"/>
+          <w:b w:val="0"/>
+          <w:sz w:val="21"/>
+        </w:rPr>
+        <w:t>음악사에서 가장 위대한 앨범 중 하나로 손꼽히는 것은 물론, 보랏빛 안개 속에 오토바이와 함께 서 있는 상징적인 앨범 재킷만으로도 탁월한 시각적 품격을 자랑합니다. 아날로그 사운드의 정수가 온전히 담긴 이 LP는 클래식과 팝을 아우르는 모든 진정한 애호가의 컬렉션에서 영원히 빛날 대체 불가능한 보물입니다.</w:t>
+      </w:r>
+    </w:p>
+    <w:p>
+      <w:pPr>
+        <w:spacing w:line="324" w:lineRule="auto" w:after="120" w:before="160"/>
+      </w:pPr>
+      <w:r>
+        <w:rPr w:rFonts="맑은 고딕">
+          <w:rFonts w:ascii="맑은 고딕" w:hAnsi="맑은 고딕" w:eastAsia="맑은 고딕"/>
+          <w:b/>
+          <w:color w:val="4338CA"/>
+          <w:sz w:val="21"/>
+        </w:rPr>
+        <w:t>이 음반을 통해 시대를 초월하여 보랏빛 안개처럼 마음 깊숙이 파고드는 프린스의 뜨거운 예술혼과 묵직한 LP 사운드가 전해주는 감동을 다시 한번 경험해 보시는 것은 어떨까요?</w:t>
       </w:r>
     </w:p>
     <w:sectPr>
       <w:pgSz w:w="12240" w:h="15840"/>
-      <w:pgMar w:top="1440" w:right="1440" w:bottom="1440" w:left="1440" w:header="720" w:footer="720" w:gutter="0"/>
+      <w:pgMar w:top="1152" w:right="1296" w:bottom="1152" w:left="1296" w:header="720" w:footer="720" w:gutter="0"/>
       <w:cols w:space="720"/>
       <w:docGrid w:linePitch="360"/>
     </w:sectPr>

--- a/word_reports/LP_0282_위치_356_Prince and the Revolution.docx
+++ b/word_reports/LP_0282_위치_356_Prince and the Revolution.docx
@@ -32,7 +32,7 @@
     </w:p>
     <w:p>
       <w:pPr>
-        <w:spacing w:line="324" w:lineRule="auto" w:before="80" w:after="160"/>
+        <w:spacing w:line="324" w:lineRule="auto" w:before="80" w:after="120"/>
       </w:pPr>
       <w:r>
         <w:rPr w:rFonts="맑은 고딕">
@@ -42,13 +42,6 @@
           <w:sz w:val="22"/>
         </w:rPr>
         <w:t xml:space="preserve">[음반 소개] </w:t>
-      </w:r>
-      <w:r>
-        <w:rPr w:rFonts="맑은 고딕">
-          <w:rFonts w:ascii="맑은 고딕" w:hAnsi="맑은 고딕" w:eastAsia="맑은 고딕"/>
-          <w:b w:val="0"/>
-          <w:sz w:val="21"/>
-        </w:rPr>
       </w:r>
     </w:p>
     <w:p>
@@ -61,7 +54,33 @@
           <w:b w:val="0"/>
           <w:sz w:val="21"/>
         </w:rPr>
-        <w:t>1984년, 팝 음악사의 지형도를 송두리째 뒤바꾸며 보랏빛 비의 서사를 전 세계에 아로새긴 프린스와 더 레볼루션의 기념비적인 걸작입니다. 록과 펑크(Funk), 신스팝과 가스펠의 경계를 유려하게 무너뜨린 이 음반은 한 천재 예술가의 폭발적인 열정과 고뇌가 고스란히 응축된 찬란한 결정체입니다. 음반의 소리골을 따라 흐르는 절절한 멜로디와 압도적인 에너지는 세월의 풍화를 견뎌내며 오늘날에도 청자의 영혼에 깊은 울림을 전합니다.</w:t>
+        <w:t>1984년 여름, 전 세계 팝 음악계는 미니애폴리스의 한 작은 클럽에서 피어난 보랏빛 섬광에 숨을 죽여야 했습니다. 프린스(Prince)와 그의 충실한 음악적 동반자들인 '더 레볼루션(The Revolution)'이 빚어낸 앨범 《Purple Rain》은 단순한 음악 음반의 경계를 넘어, 당대 대중문화의 지형도 전체를 뒤흔든 일대 사건이었습니다. 동명의 반(半)자전적 영화와 함께 공개된 이 걸작은 흑인 음악의 전유물로 여겨지던 훵크(Funk)와 R&amp;B의 유연한 그루브 위에, 백인들의 영역으로 인식되던 폭발적인 아레나 록과 헤비메탈의 질감, 그리고 당대 최첨단의 뉴웨이브 신스팝을 하나의 거대한 용광로처럼 녹여내며 대중음악의 인종적·장르적 경계를 일거에 무너뜨렸습니다.</w:t>
+      </w:r>
+    </w:p>
+    <w:p>
+      <w:pPr>
+        <w:spacing w:line="324" w:lineRule="auto" w:after="120"/>
+      </w:pPr>
+      <w:r>
+        <w:rPr w:rFonts="맑은 고딕">
+          <w:rFonts w:ascii="맑은 고딕" w:hAnsi="맑은 고딕" w:eastAsia="맑은 고딕"/>
+          <w:b w:val="0"/>
+          <w:sz w:val="21"/>
+        </w:rPr>
+        <w:t>이 음반을 관통하는 철학은 억압과 고통 속에서 피어나는 관능, 그리고 그 관능의 끝에서 마주하는 영적 구원과 해방입니다. 프린스는 성(性)과 성(聖)이라는 얼핏 모순되어 보이는 두 극단의 가치를 가장 원초적이면서도 숭고한 멜로디로 직조해 냈습니다. 다인종과 남녀 혼성으로 구성된 밴드 '더 레볼루션'의 유기적인 연주는 프린스의 천재적 독창성에 유례없는 생명력과 공간감을 부여했고, 스튜디오 레코딩과 라이브 실황 음원의 경계를 유려하게 넘나들며 음반 전체에 날것 그대로의 생생한 박동을 불어넣었습니다. 세월이 흘러 디지털의 매끄러움이 범람하는 오늘날에도, 이 음반이 지닌 야성적 순수함과 서정적인 깊이는 조금도 바래지 않은 채 여전히 찬란한 빛을 발합니다.</w:t>
+      </w:r>
+    </w:p>
+    <w:p>
+      <w:pPr>
+        <w:spacing w:line="324" w:lineRule="auto" w:after="120"/>
+      </w:pPr>
+      <w:r>
+        <w:rPr w:rFonts="맑은 고딕">
+          <w:rFonts w:ascii="맑은 고딕" w:hAnsi="맑은 고딕" w:eastAsia="맑은 고딕"/>
+          <w:b w:val="0"/>
+          <w:sz w:val="21"/>
+        </w:rPr>
+        <w:t>타이틀곡 'Purple Rain'이 울려 퍼질 때 피어오르는 그 비장하면서도 따뜻한 카타르시스는, 삶의 가장 어두운 순간에 하늘에서 쏟아지는 보랏빛 비를 맞으며 상처를 치유받는 영혼의 찬가와도 같습니다. 불꽃처럼 타오르는 일렉트릭 기타의 절규와 가슴 저미는 가스펠 코러스의 조화는 듣는 이로 하여금 깊은 내면의 울림과 조우하게 만듭니다. 반세기에 가까운 시간이 흐른 지금, 턴테이블 위에 얹어진 이 검은 바이닐은 단순한 과거의 유물이 아니라, 한 시대를 불태웠던 위대한 예술가의 뜨거운 혼과 영원히 마르지 않는 서정의 눈물로 우리 곁에 여전히 살아 숨 쉬고 있습니다.</w:t>
       </w:r>
     </w:p>
     <w:p>
@@ -168,7 +187,7 @@
           <w:b w:val="0"/>
           <w:sz w:val="21"/>
         </w:rPr>
-        <w:t>1984년 6월 25일 워너 브라더스 레코드를 통해 발매된 동명의 자전적 영화 사운드트랙이자 프린스의 여섯 번째 정규 스튜디오 앨범입니다.</w:t>
+        <w:t>1984년 6월 25일 워너 브라더스 레코드(Warner Bros. Records) 발매. 프린스의 통산 6번째 정규 스튜디오 앨범이자 동명의 자전적 영화 사운드트랙으로 발표되어 대중음악사에 굵직한 획을 그은 명반.</w:t>
       </w:r>
     </w:p>
     <w:p>
@@ -199,7 +218,7 @@
           <w:b w:val="0"/>
           <w:sz w:val="21"/>
         </w:rPr>
-        <w:t>발매 직후 미국 빌보드 200 앨범 차트에서 24주 연속 1위라는 경이적인 대기록을 세웠으며, 전 세계적으로 2,500만 장 이상의 판매고를 올리며 80년대를 상징하는 초대형 메가 히트 앨범으로 군림하고 있습니다.</w:t>
+        <w:t>미국 빌보드 200 앨범 차트 24주 연속 1위라는 대기록을 수립하였으며, 전 세계적으로 2,500만 장 이상의 경이로운 판매고를 올리며 RIAA 다이아몬드 인증을 획득함.</w:t>
       </w:r>
     </w:p>
     <w:p>
@@ -230,7 +249,7 @@
           <w:b w:val="0"/>
           <w:sz w:val="21"/>
         </w:rPr>
-        <w:t>제57회 아카데미 시상식 오리지널 스코어상(음악상) 수상, 제27회 그래미 어워드 최우수 록 퍼포먼스 및 최우수 R&amp;B 곡 부문 등을 석권하였으며, 롤링 스톤 선정 '역사상 가장 위대한 앨범 500선' 최상위권 및 미국 의회도서관 국립 녹음물 등재 목록에 영구 헌정되었습니다.</w:t>
+        <w:t>제57회 아카데미 시상식 음악상(Original Song Score) 수상, 제27회 그래미 어워드 2개 부문 수상, 미국 롤링 스톤 선정 '역대 가장 위대한 앨범 500선' 8위 기록 및 미국 의회도서관 국가녹음물등재부 영구 보존 등재.</w:t>
       </w:r>
     </w:p>
     <w:p>
@@ -275,7 +294,7 @@
           <w:b w:val="0"/>
           <w:sz w:val="21"/>
         </w:rPr>
-        <w:t>미국 (미네소타주 미니애폴리스)</w:t>
+        <w:t>미국</w:t>
       </w:r>
     </w:p>
     <w:p>
@@ -306,7 +325,7 @@
           <w:b w:val="0"/>
           <w:sz w:val="21"/>
         </w:rPr>
-        <w:t>프린스: 1958년 6월 7일 ~ 2016년 4월 21일 (더 레볼루션 공식 활동기: 1979년 ~ 1986년)</w:t>
+        <w:t>1958년 6월 7일 ~ 2016년 4월 21일 (프린스) / 1979년 결성, 1986년 해체 (더 레볼루션)</w:t>
       </w:r>
     </w:p>
     <w:p>
@@ -337,7 +356,7 @@
           <w:b w:val="0"/>
           <w:sz w:val="21"/>
         </w:rPr>
-        <w:t>밴드 (Prince and the Revolution)</w:t>
+        <w:t>밴드 (솔로 아티스트 프린스를 주축으로 결성된 다인종·다성별 백킹 밴드 '더 레볼루션')</w:t>
       </w:r>
     </w:p>
     <w:p>
@@ -368,7 +387,7 @@
           <w:b w:val="0"/>
           <w:sz w:val="21"/>
         </w:rPr>
-        <w:t>작곡, 편곡, 연주, 프로듀싱의 전 과정을 홀로 지휘했던 프린스는 천재적인 멀티 인스트루멘털리스트이자 대중음악의 문법을 재정의한 독보적인 거장입니다. 인종과 장르, 젠더의 벽을 허문 혁신적인 '미니애폴리스 사운드'를 확립하며 마이클 잭슨과 더불어 1980년대 팝 르네상스를 견인한 불멸의 아이콘입니다.</w:t>
+        <w:t>작곡, 편곡, 연주, 보컬, 프로듀싱 전 영역을 완벽하게 통솔하며 '미니애폴리스 사운드'를 구축한 20세기 가장 혁신적인 멀티 인스트루멘탈리스트입니다. 록과 훵크, 팝의 문법을 전복시키며 인종과 젠더의 벽을 허문 불세출의 천재 예술가로 추앙받고 있습니다.</w:t>
       </w:r>
     </w:p>
     <w:p>
@@ -413,7 +432,7 @@
           <w:b w:val="0"/>
           <w:sz w:val="21"/>
         </w:rPr>
-        <w:t>흑인 음악과 백인 음악의 이분법적 구도를 완벽히 타파한 20세기 대중음악의 정점이자 크로스오버의 교과서적인 명반입니다. 펑키한 그루브와 헤비메탈적 기타 리프, 서정적인 팝 멜로디가 정교하게 맞물려 대중성과 예술성이라는 두 마리 토끼를 완벽하게 포획한 역사적 성취로 평가받습니다.</w:t>
+        <w:t>마이클 잭슨의 《Thriller》와 함께 1980년대 팝 음악을 상징하는 쌍두마차이자, 흑인 음악과 백인 음악의 경계를 완전히 철폐한 혁명적 분수령입니다. 록 음악의 격렬한 다이내믹스와 R&amp;B의 감수성을 완벽히 조화시켜 파퓰러 뮤직이 도달할 수 있는 미학적·상업적 최정점을 제시하였습니다.</w:t>
       </w:r>
     </w:p>
     <w:p>
@@ -444,7 +463,7 @@
           <w:b w:val="0"/>
           <w:sz w:val="21"/>
         </w:rPr>
-        <w:t>MTV의 개막과 함께 시각과 청각이 융합되던 1980년대의 화려한 풍요 속에서, 방황하는 청춘들의 고독과 억압된 성적 에너지, 그리고 구원을 향한 갈망을 날것 그대로 담아냈습니다. 자전적 고백이 깃든 치열한 드라마는 당대 젊은이들의 상처를 보듬으며 하나의 거대한 문화적 현상으로 승화되었습니다.</w:t>
+        <w:t>보수적인 레이건 정권 시기의 답답한 사회적 공기와 MTV로 대변되는 시각 문화의 폭발 속에서, 방황하던 당대 젊은이들의 불안과 열정, 은밀한 욕망을 대담하게 대변하였습니다. 미완의 청춘이 겪는 상처와 고독을 보랏빛의 낭만으로 승화시키며 80년대 청년 문화의 가장 순수한 초상을 아로새겼습니다.</w:t>
       </w:r>
     </w:p>
     <w:p>
@@ -489,7 +508,7 @@
           <w:b w:val="0"/>
           <w:sz w:val="21"/>
         </w:rPr>
-        <w:t>과감하게 베이스라인을 배제한 파격적 미니멀리즘으로 긴장감을 자아내는 빌보드 1위곡 'When Doves Cry', 폭발적인 신디사이저와 록 비트가 숨 쉴 틈 없이 내달리는 오프닝 트랙 'Let's Go Crazy', 그리고 장엄한 스트링 오케스트레이션과 프린스의 눈물겨운 기타 솔로가 8분이 넘는 시간 동안 비장미의 극치를 이루는 타이틀곡 'Purple Rain' 등이 수록되어 있습니다.</w:t>
+        <w:t>베이스 라인을 과감히 생략하는 파격적인 미니멀리즘으로 팝 역사에 충격을 안긴 'When Doves Cry', 종교적 부흥회를 연상시키는 격정적인 에너지를 뿜어내는 오프닝 트랙 'Let's Go Crazy', 그리고 8분여에 걸쳐 흐느끼는 기타 솔로로 인간 영혼의 상처를 보듬는 대서사시 'Purple Rain' 등 수록곡 전편이 눈부신 서정성과 극적 긴장감을 품고 있습니다.</w:t>
       </w:r>
     </w:p>
     <w:p>
@@ -520,7 +539,7 @@
           <w:b w:val="0"/>
           <w:sz w:val="21"/>
         </w:rPr>
-        <w:t>턴테이블 바늘이 바이닐의 소리골을 스치며 형성하는 특유의 따스한 질감과 공기감은 디지털 음원에서는 결코 맛볼 수 없는 깊은 현장감을 선사합니다. 진공관 앰프를 통해 증폭된 'Purple Rain' 후반부의 절규하는 듯한 기타 피드백과 심장을 울리는 드럼의 타격감은 마치 1984년 미니애폴리스의 클럽 '퍼스트 애비뉴' 무대 바로 앞에 서 있는 듯한 벅찬 전율을 안겨줍니다.</w:t>
+        <w:t>LP의 소리골을 타고 흐르는 웬디 멜보인의 섬세한 도입부 어쿠스틱 기타와 프린스의 거친 디스토션 기타 톤은 진공관 앰프를 거칠 때 비로소 특유의 배음과 두터운 질감이 온전히 살아납니다. 특히 타이틀곡 후반부, 오케스트레이션과 기타가 하나로 뒤엉켜 폭발하는 아날로그 사운드의 광활한 공간감은 디지털 음원으로는 결코 대체할 수 없는 깊은 전율을 안겨줍니다.</w:t>
       </w:r>
     </w:p>
     <w:p>
@@ -551,7 +570,7 @@
           <w:b w:val="0"/>
           <w:sz w:val="21"/>
         </w:rPr>
-        <w:t>음악사에서 가장 위대한 앨범 중 하나로 손꼽히는 것은 물론, 보랏빛 안개 속에 오토바이와 함께 서 있는 상징적인 앨범 재킷만으로도 탁월한 시각적 품격을 자랑합니다. 아날로그 사운드의 정수가 온전히 담긴 이 LP는 클래식과 팝을 아우르는 모든 진정한 애호가의 컬렉션에서 영원히 빛날 대체 불가능한 보물입니다.</w:t>
+        <w:t>대중음악사의 패러다임을 바꾼 역사적 상징성과 더불어, 바이닐 특유의 묵직한 아날로그 마스터링 묘미를 온전히 만끽할 수 있어 클래식과 팝을 아우르는 모든 진지한 LP 애호가들의 컬렉션에 가장 우선하여 소장되어야 할 필청반입니다.</w:t>
       </w:r>
     </w:p>
     <w:p>
@@ -565,7 +584,7 @@
           <w:color w:val="4338CA"/>
           <w:sz w:val="21"/>
         </w:rPr>
-        <w:t>이 음반을 통해 시대를 초월하여 보랏빛 안개처럼 마음 깊숙이 파고드는 프린스의 뜨거운 예술혼과 묵직한 LP 사운드가 전해주는 감동을 다시 한번 경험해 보시는 것은 어떨까요?</w:t>
+        <w:t>이 음반을 통해 보랏빛 빗줄기 속에 녹아든 뜨거운 열정과 위로의 멜로디가 전해주는 감동을 다시 한번 경험해 보시는 것은 어떨까요?</w:t>
       </w:r>
     </w:p>
     <w:sectPr>
